--- a/Dokumentasi/Dokumentasi - Alex Amey Aksyah.docx
+++ b/Dokumentasi/Dokumentasi - Alex Amey Aksyah.docx
@@ -13,7 +13,6 @@
           <w:szCs w:val="32"/>
         </w:rPr>
       </w:pPr>
-      <w:proofErr w:type="spellStart"/>
       <w:r>
         <w:rPr>
           <w:rFonts w:ascii="Times New Roman" w:hAnsi="Times New Roman" w:cs="Times New Roman"/>
@@ -24,7 +23,6 @@
         </w:rPr>
         <w:t>Dokumentasi</w:t>
       </w:r>
-      <w:proofErr w:type="spellEnd"/>
     </w:p>
     <w:p>
       <w:pPr>
@@ -70,159 +68,11 @@
           <w:rFonts w:ascii="Times New Roman" w:hAnsi="Times New Roman" w:cs="Times New Roman"/>
         </w:rPr>
       </w:pPr>
-      <w:proofErr w:type="spellStart"/>
       <w:r>
         <w:rPr>
           <w:rFonts w:ascii="Times New Roman" w:hAnsi="Times New Roman" w:cs="Times New Roman"/>
         </w:rPr>
-        <w:t>Membuat</w:t>
-      </w:r>
-      <w:proofErr w:type="spellEnd"/>
-      <w:r>
-        <w:rPr>
-          <w:rFonts w:ascii="Times New Roman" w:hAnsi="Times New Roman" w:cs="Times New Roman"/>
-        </w:rPr>
-        <w:t xml:space="preserve"> API </w:t>
-      </w:r>
-      <w:proofErr w:type="spellStart"/>
-      <w:r>
-        <w:rPr>
-          <w:rFonts w:ascii="Times New Roman" w:hAnsi="Times New Roman" w:cs="Times New Roman"/>
-        </w:rPr>
-        <w:t>untuk</w:t>
-      </w:r>
-      <w:proofErr w:type="spellEnd"/>
-      <w:r>
-        <w:rPr>
-          <w:rFonts w:ascii="Times New Roman" w:hAnsi="Times New Roman" w:cs="Times New Roman"/>
-        </w:rPr>
-        <w:t xml:space="preserve"> </w:t>
-      </w:r>
-      <w:proofErr w:type="spellStart"/>
-      <w:r>
-        <w:rPr>
-          <w:rFonts w:ascii="Times New Roman" w:hAnsi="Times New Roman" w:cs="Times New Roman"/>
-        </w:rPr>
-        <w:t>jembatan</w:t>
-      </w:r>
-      <w:proofErr w:type="spellEnd"/>
-      <w:r>
-        <w:rPr>
-          <w:rFonts w:ascii="Times New Roman" w:hAnsi="Times New Roman" w:cs="Times New Roman"/>
-        </w:rPr>
-        <w:t xml:space="preserve"> </w:t>
-      </w:r>
-      <w:proofErr w:type="spellStart"/>
-      <w:r>
-        <w:rPr>
-          <w:rFonts w:ascii="Times New Roman" w:hAnsi="Times New Roman" w:cs="Times New Roman"/>
-        </w:rPr>
-        <w:t>komunikasi</w:t>
-      </w:r>
-      <w:proofErr w:type="spellEnd"/>
-      <w:r>
-        <w:rPr>
-          <w:rFonts w:ascii="Times New Roman" w:hAnsi="Times New Roman" w:cs="Times New Roman"/>
-        </w:rPr>
-        <w:t xml:space="preserve"> yang </w:t>
-      </w:r>
-      <w:proofErr w:type="spellStart"/>
-      <w:r>
-        <w:rPr>
-          <w:rFonts w:ascii="Times New Roman" w:hAnsi="Times New Roman" w:cs="Times New Roman"/>
-        </w:rPr>
-        <w:t>menghubungkan</w:t>
-      </w:r>
-      <w:proofErr w:type="spellEnd"/>
-      <w:r>
-        <w:rPr>
-          <w:rFonts w:ascii="Times New Roman" w:hAnsi="Times New Roman" w:cs="Times New Roman"/>
-        </w:rPr>
-        <w:t xml:space="preserve"> </w:t>
-      </w:r>
-      <w:proofErr w:type="spellStart"/>
-      <w:r>
-        <w:rPr>
-          <w:rFonts w:ascii="Times New Roman" w:hAnsi="Times New Roman" w:cs="Times New Roman"/>
-        </w:rPr>
-        <w:t>aplikasi</w:t>
-      </w:r>
-      <w:proofErr w:type="spellEnd"/>
-      <w:r>
-        <w:rPr>
-          <w:rFonts w:ascii="Times New Roman" w:hAnsi="Times New Roman" w:cs="Times New Roman"/>
-        </w:rPr>
-        <w:t xml:space="preserve"> (Frontend) </w:t>
-      </w:r>
-      <w:proofErr w:type="spellStart"/>
-      <w:r>
-        <w:rPr>
-          <w:rFonts w:ascii="Times New Roman" w:hAnsi="Times New Roman" w:cs="Times New Roman"/>
-        </w:rPr>
-        <w:t>dengan</w:t>
-      </w:r>
-      <w:proofErr w:type="spellEnd"/>
-      <w:r>
-        <w:rPr>
-          <w:rFonts w:ascii="Times New Roman" w:hAnsi="Times New Roman" w:cs="Times New Roman"/>
-        </w:rPr>
-        <w:t xml:space="preserve"> database (Backend) </w:t>
-      </w:r>
-      <w:proofErr w:type="spellStart"/>
-      <w:r>
-        <w:rPr>
-          <w:rFonts w:ascii="Times New Roman" w:hAnsi="Times New Roman" w:cs="Times New Roman"/>
-        </w:rPr>
-        <w:t>untuk</w:t>
-      </w:r>
-      <w:proofErr w:type="spellEnd"/>
-      <w:r>
-        <w:rPr>
-          <w:rFonts w:ascii="Times New Roman" w:hAnsi="Times New Roman" w:cs="Times New Roman"/>
-        </w:rPr>
-        <w:t xml:space="preserve"> </w:t>
-      </w:r>
-      <w:proofErr w:type="spellStart"/>
-      <w:r>
-        <w:rPr>
-          <w:rFonts w:ascii="Times New Roman" w:hAnsi="Times New Roman" w:cs="Times New Roman"/>
-        </w:rPr>
-        <w:t>bertukar</w:t>
-      </w:r>
-      <w:proofErr w:type="spellEnd"/>
-      <w:r>
-        <w:rPr>
-          <w:rFonts w:ascii="Times New Roman" w:hAnsi="Times New Roman" w:cs="Times New Roman"/>
-        </w:rPr>
-        <w:t xml:space="preserve"> data </w:t>
-      </w:r>
-      <w:proofErr w:type="spellStart"/>
-      <w:r>
-        <w:rPr>
-          <w:rFonts w:ascii="Times New Roman" w:hAnsi="Times New Roman" w:cs="Times New Roman"/>
-        </w:rPr>
-        <w:t>secara</w:t>
-      </w:r>
-      <w:proofErr w:type="spellEnd"/>
-      <w:r>
-        <w:rPr>
-          <w:rFonts w:ascii="Times New Roman" w:hAnsi="Times New Roman" w:cs="Times New Roman"/>
-        </w:rPr>
-        <w:t xml:space="preserve"> </w:t>
-      </w:r>
-      <w:proofErr w:type="spellStart"/>
-      <w:r>
-        <w:rPr>
-          <w:rFonts w:ascii="Times New Roman" w:hAnsi="Times New Roman" w:cs="Times New Roman"/>
-        </w:rPr>
-        <w:t>aman</w:t>
-      </w:r>
-      <w:proofErr w:type="spellEnd"/>
-      <w:r>
-        <w:rPr>
-          <w:rFonts w:ascii="Times New Roman" w:hAnsi="Times New Roman" w:cs="Times New Roman"/>
-        </w:rPr>
-        <w:t>.</w:t>
+        <w:t>Membuat API untuk jembatan komunikasi yang menghubungkan aplikasi (Frontend) dengan database (Backend) untuk bertukar data secara aman.</w:t>
       </w:r>
     </w:p>
     <w:p>
@@ -230,18 +80,17 @@
         <w:pStyle w:val="ListParagraph"/>
         <w:rPr>
           <w:rFonts w:ascii="Times New Roman" w:hAnsi="Times New Roman" w:cs="Times New Roman"/>
+        </w:rPr>
+      </w:pPr>
+      <w:r>
+        <w:rPr>
+          <w:rFonts w:ascii="Times New Roman" w:hAnsi="Times New Roman" w:cs="Times New Roman"/>
           <w:b/>
           <w:bCs/>
-        </w:rPr>
-      </w:pPr>
-      <w:r>
-        <w:rPr>
-          <w:rFonts w:ascii="Times New Roman" w:hAnsi="Times New Roman" w:cs="Times New Roman"/>
-          <w:b/>
-          <w:bCs/>
+          <w:noProof/>
         </w:rPr>
         <w:drawing>
-          <wp:inline distT="0" distB="0" distL="0" distR="0" wp14:anchorId="6D634B9B" wp14:editId="5B621294">
+          <wp:inline distT="0" distB="0" distL="0" distR="0" wp14:anchorId="32097ECC" wp14:editId="772D3F9F">
             <wp:extent cx="5943600" cy="2819400"/>
             <wp:effectExtent l="0" t="0" r="0" b="0"/>
             <wp:docPr id="1" name="Picture 1"/>
@@ -265,6 +114,107 @@
                     <a:xfrm>
                       <a:off x="0" y="0"/>
                       <a:ext cx="5943600" cy="2819400"/>
+                    </a:xfrm>
+                    <a:prstGeom prst="rect">
+                      <a:avLst/>
+                    </a:prstGeom>
+                  </pic:spPr>
+                </pic:pic>
+              </a:graphicData>
+            </a:graphic>
+          </wp:inline>
+        </w:drawing>
+      </w:r>
+    </w:p>
+    <w:p>
+      <w:pPr>
+        <w:pStyle w:val="ListParagraph"/>
+        <w:rPr>
+          <w:rFonts w:ascii="Times New Roman" w:hAnsi="Times New Roman" w:cs="Times New Roman"/>
+        </w:rPr>
+      </w:pPr>
+    </w:p>
+    <w:p>
+      <w:pPr>
+        <w:pStyle w:val="ListParagraph"/>
+        <w:numPr>
+          <w:ilvl w:val="0"/>
+          <w:numId w:val="1"/>
+        </w:numPr>
+        <w:jc w:val="both"/>
+        <w:rPr>
+          <w:rFonts w:ascii="Times New Roman" w:hAnsi="Times New Roman" w:cs="Times New Roman"/>
+        </w:rPr>
+      </w:pPr>
+      <w:r>
+        <w:rPr>
+          <w:rFonts w:ascii="Times New Roman" w:hAnsi="Times New Roman" w:cs="Times New Roman"/>
+        </w:rPr>
+        <w:t>Me</w:t>
+      </w:r>
+      <w:r>
+        <w:rPr>
+          <w:rFonts w:ascii="Times New Roman" w:hAnsi="Times New Roman" w:cs="Times New Roman"/>
+        </w:rPr>
+        <w:t>lengkapi Swagger</w:t>
+      </w:r>
+      <w:r>
+        <w:rPr>
+          <w:rFonts w:ascii="Times New Roman" w:hAnsi="Times New Roman" w:cs="Times New Roman"/>
+        </w:rPr>
+        <w:t xml:space="preserve"> (Dokumentasi API)</w:t>
+      </w:r>
+      <w:r>
+        <w:rPr>
+          <w:rFonts w:ascii="Times New Roman" w:hAnsi="Times New Roman" w:cs="Times New Roman"/>
+        </w:rPr>
+        <w:t xml:space="preserve"> supaya semua endpoint auth, campaigns, donations, admin, inventory, logistics, upload, tracking, dan stats muncul lengkap (request body, params, security, dan tags).</w:t>
+      </w:r>
+    </w:p>
+    <w:p>
+      <w:pPr>
+        <w:pStyle w:val="ListParagraph"/>
+        <w:jc w:val="both"/>
+        <w:rPr>
+          <w:rFonts w:ascii="Times New Roman" w:hAnsi="Times New Roman" w:cs="Times New Roman"/>
+        </w:rPr>
+      </w:pPr>
+      <w:r>
+        <w:rPr>
+          <w:rFonts w:ascii="Times New Roman" w:hAnsi="Times New Roman" w:cs="Times New Roman"/>
+          <w:noProof/>
+        </w:rPr>
+        <w:drawing>
+          <wp:inline distT="0" distB="0" distL="0" distR="0" wp14:anchorId="2F832A2A" wp14:editId="7E1829D9">
+            <wp:extent cx="5943600" cy="2930525"/>
+            <wp:effectExtent l="0" t="0" r="0" b="3175"/>
+            <wp:docPr id="2" name="Picture 2"/>
+            <wp:cNvGraphicFramePr>
+              <a:graphicFrameLocks xmlns:a="http://schemas.openxmlformats.org/drawingml/2006/main" noChangeAspect="1"/>
+            </wp:cNvGraphicFramePr>
+            <a:graphic xmlns:a="http://schemas.openxmlformats.org/drawingml/2006/main">
+              <a:graphicData uri="http://schemas.openxmlformats.org/drawingml/2006/picture">
+                <pic:pic xmlns:pic="http://schemas.openxmlformats.org/drawingml/2006/picture">
+                  <pic:nvPicPr>
+                    <pic:cNvPr id="2" name="Picture 2"/>
+                    <pic:cNvPicPr/>
+                  </pic:nvPicPr>
+                  <pic:blipFill>
+                    <a:blip r:embed="rId6">
+                      <a:extLst>
+                        <a:ext uri="{28A0092B-C50C-407E-A947-70E740481C1C}">
+                          <a14:useLocalDpi xmlns:a14="http://schemas.microsoft.com/office/drawing/2010/main" val="0"/>
+                        </a:ext>
+                      </a:extLst>
+                    </a:blip>
+                    <a:stretch>
+                      <a:fillRect/>
+                    </a:stretch>
+                  </pic:blipFill>
+                  <pic:spPr>
+                    <a:xfrm>
+                      <a:off x="0" y="0"/>
+                      <a:ext cx="5943600" cy="2930525"/>
                     </a:xfrm>
                     <a:prstGeom prst="rect">
                       <a:avLst/>
